--- a/episodes/The_Dark_Rise_Episode_54.docx
+++ b/episodes/The_Dark_Rise_Episode_54.docx
@@ -182,20 +182,7 @@
     </w:p>
     <w:p>
       <w:pPr>
-        <w:spacing w:after="0" w:line="360"/>
-      </w:pPr>
-      <w:r>
-        <w:rPr>
-          <w:rFonts w:ascii="Georgia" w:hAnsi="Georgia" w:cs="Georgia"/>
-          <w:sz w:val="24"/>
-          <w:szCs w:val="24"/>
-        </w:rPr>
-        <w:t xml:space="preserve"/>
-      </w:r>
-    </w:p>
-    <w:p>
-      <w:pPr>
-        <w:spacing w:after="60" w:line="360"/>
+        <w:spacing w:after="60" w:line="360" w:before="480"/>
         <w:ind w:firstLine="360"/>
       </w:pPr>
       <w:r>
@@ -307,20 +294,7 @@
     </w:p>
     <w:p>
       <w:pPr>
-        <w:spacing w:after="0" w:line="360"/>
-      </w:pPr>
-      <w:r>
-        <w:rPr>
-          <w:rFonts w:ascii="Georgia" w:hAnsi="Georgia" w:cs="Georgia"/>
-          <w:sz w:val="24"/>
-          <w:szCs w:val="24"/>
-        </w:rPr>
-        <w:t xml:space="preserve"/>
-      </w:r>
-    </w:p>
-    <w:p>
-      <w:pPr>
-        <w:spacing w:after="60" w:line="360"/>
+        <w:spacing w:after="60" w:line="360" w:before="480"/>
         <w:ind w:firstLine="360"/>
       </w:pPr>
       <w:r>
@@ -372,19 +346,6 @@
           <w:szCs w:val="24"/>
         </w:rPr>
         <w:t xml:space="preserve">Chibundu turned that answer over the way he now turned over most things the entity gave him without softening, weighing the plain difference between a name spoken and a person understood. "Then whatever the king decides," he said, "he will be deciding it about someone he has never met, on the word of people who have barely met me either. I do not know yet whether that should frighten me or simply remind me that I am not the only one in this waiting who does not yet know what is coming."</w:t>
-      </w:r>
-    </w:p>
-    <w:p>
-      <w:pPr>
-        <w:spacing w:after="0" w:line="360"/>
-      </w:pPr>
-      <w:r>
-        <w:rPr>
-          <w:rFonts w:ascii="Georgia" w:hAnsi="Georgia" w:cs="Georgia"/>
-          <w:sz w:val="24"/>
-          <w:szCs w:val="24"/>
-        </w:rPr>
-        <w:t xml:space="preserve"/>
       </w:r>
     </w:p>
     <w:sectPr>
